--- a/deliverables/video-5-slides/hit-final/Video_5_HIT_FINAL/SHORTS/Video_5_Short_1_You_May_Not_Need_To_Leave.docx
+++ b/deliverables/video-5-slides/hit-final/Video_5_HIT_FINAL/SHORTS/Video_5_Short_1_You_May_Not_Need_To_Leave.docx
@@ -119,7 +119,7 @@
           <w:color w:val="1A1A1A"/>
           <w:sz w:val="27"/>
         </w:rPr>
-        <w:t>You may need access to different work inside it.</w:t>
+        <w:t>You may need access to work your current role is not giving you.</w:t>
       </w:r>
     </w:p>
     <w:p>

--- a/deliverables/video-5-slides/hit-final/Video_5_HIT_FINAL/SHORTS/Video_5_Short_1_You_May_Not_Need_To_Leave.docx
+++ b/deliverables/video-5-slides/hit-final/Video_5_HIT_FINAL/SHORTS/Video_5_Short_1_You_May_Not_Need_To_Leave.docx
@@ -58,7 +58,7 @@
           <w:color w:val="5A6B82"/>
           <w:sz w:val="22"/>
         </w:rPr>
-        <w:t>Verbal hook:  “You may not need to leave your company.”</w:t>
+        <w:t>Opening line:  “You may not need to leave your company.”</w:t>
       </w:r>
     </w:p>
     <w:p>
@@ -134,7 +134,7 @@
           <w:color w:val="1A1A1A"/>
           <w:sz w:val="27"/>
         </w:rPr>
-        <w:t>A good internal move can give you a different problem, function, customer or level of responsibility without making you surrender all of the context and credibility you have already built.</w:t>
+        <w:t>So before you start assuming the only answer is a new employer, ask yourself:</w:t>
       </w:r>
     </w:p>
     <w:p>
@@ -149,7 +149,7 @@
           <w:color w:val="1A1A1A"/>
           <w:sz w:val="27"/>
         </w:rPr>
-        <w:t>But movement is not automatically growth.</w:t>
+        <w:t>Will the work actually change if I move internally?</w:t>
       </w:r>
     </w:p>
     <w:p>
@@ -164,7 +164,7 @@
           <w:color w:val="1A1A1A"/>
           <w:sz w:val="27"/>
         </w:rPr>
-        <w:t>Before you move internally, ask:</w:t>
+        <w:t>A good internal move can put you closer to different problems, systems, stakeholders or decisions while letting you use context you have already built.</w:t>
       </w:r>
     </w:p>
     <w:p>
@@ -179,22 +179,7 @@
           <w:color w:val="1A1A1A"/>
           <w:sz w:val="27"/>
         </w:rPr>
-        <w:t>Will the work actually change?</w:t>
-      </w:r>
-    </w:p>
-    <w:p>
-      <w:pPr>
-        <w:spacing w:before="0" w:after="200" w:line="360" w:lineRule="auto"/>
-        <w:keepLines w:val="1"/>
-      </w:pPr>
-      <w:r>
-        <w:rPr>
-          <w:b w:val="0"/>
-          <w:i w:val="0"/>
-          <w:color w:val="1A1A1A"/>
-          <w:sz w:val="27"/>
-        </w:rPr>
-        <w:t>Because a new title with the same problems may move you on the org chart without increasing what you can carry next.</w:t>
+        <w:t>But a new title with the same work may move you on the org chart without increasing what you can carry next.</w:t>
       </w:r>
     </w:p>
     <w:sectPr>

--- a/deliverables/video-5-slides/hit-final/Video_5_HIT_FINAL/SHORTS/Video_5_Short_1_You_May_Not_Need_To_Leave.docx
+++ b/deliverables/video-5-slides/hit-final/Video_5_HIT_FINAL/SHORTS/Video_5_Short_1_You_May_Not_Need_To_Leave.docx
@@ -14,7 +14,7 @@
           <w:color w:val="8A6D1E"/>
           <w:sz w:val="20"/>
         </w:rPr>
-        <w:t>VIDEO 5 SHORT</w:t>
+        <w:t>VIDEO 5 SHORT  ·  v5.0</w:t>
       </w:r>
     </w:p>
     <w:p>
@@ -43,7 +43,7 @@
           <w:color w:val="5A6B82"/>
           <w:sz w:val="22"/>
         </w:rPr>
-        <w:t>Role:  Recognition</w:t>
+        <w:t>Role:  Recognition / story</w:t>
       </w:r>
     </w:p>
     <w:p>
@@ -58,7 +58,7 @@
           <w:color w:val="5A6B82"/>
           <w:sz w:val="22"/>
         </w:rPr>
-        <w:t>Opening line:  “You may not need to leave your company.”</w:t>
+        <w:t>Opening line:  “You are doing well where you are, and you have started looking at job adverts anyway.”</w:t>
       </w:r>
     </w:p>
     <w:p>
@@ -104,7 +104,7 @@
           <w:color w:val="1A1A1A"/>
           <w:sz w:val="27"/>
         </w:rPr>
-        <w:t>You may not need to leave your company.</w:t>
+        <w:t>You are doing well where you are, and you have started looking at job adverts anyway.</w:t>
       </w:r>
     </w:p>
     <w:p>
@@ -119,7 +119,7 @@
           <w:color w:val="1A1A1A"/>
           <w:sz w:val="27"/>
         </w:rPr>
-        <w:t>You may need access to work your current role is not giving you.</w:t>
+        <w:t>Not because anything is wrong.</w:t>
       </w:r>
     </w:p>
     <w:p>
@@ -134,7 +134,7 @@
           <w:color w:val="1A1A1A"/>
           <w:sz w:val="27"/>
         </w:rPr>
-        <w:t>So before you start assuming the only answer is a new employer, ask yourself:</w:t>
+        <w:t>You want different work, and somewhere along the way you decided the only way to get it is to leave.</w:t>
       </w:r>
     </w:p>
     <w:p>
@@ -149,7 +149,7 @@
           <w:color w:val="1A1A1A"/>
           <w:sz w:val="27"/>
         </w:rPr>
-        <w:t>Will the work actually change if I move internally?</w:t>
+        <w:t>You may not need to leave.</w:t>
       </w:r>
     </w:p>
     <w:p>
@@ -164,7 +164,7 @@
           <w:color w:val="1A1A1A"/>
           <w:sz w:val="27"/>
         </w:rPr>
-        <w:t>A good internal move can put you closer to different problems, systems, stakeholders or decisions while letting you use context you have already built.</w:t>
+        <w:t>You may need access to work your current role is not giving you yet.</w:t>
       </w:r>
     </w:p>
     <w:p>
@@ -179,7 +179,52 @@
           <w:color w:val="1A1A1A"/>
           <w:sz w:val="27"/>
         </w:rPr>
-        <w:t>But a new title with the same work may move you on the org chart without increasing what you can carry next.</w:t>
+        <w:t>Those are not the same problem, and they do not have the same solution.</w:t>
+      </w:r>
+    </w:p>
+    <w:p>
+      <w:pPr>
+        <w:spacing w:before="0" w:after="200" w:line="360" w:lineRule="auto"/>
+        <w:keepLines w:val="1"/>
+      </w:pPr>
+      <w:r>
+        <w:rPr>
+          <w:b w:val="0"/>
+          <w:i w:val="0"/>
+          <w:color w:val="1A1A1A"/>
+          <w:sz w:val="27"/>
+        </w:rPr>
+        <w:t>A different employer is one way to reach different work.</w:t>
+      </w:r>
+    </w:p>
+    <w:p>
+      <w:pPr>
+        <w:spacing w:before="0" w:after="200" w:line="360" w:lineRule="auto"/>
+        <w:keepLines w:val="1"/>
+      </w:pPr>
+      <w:r>
+        <w:rPr>
+          <w:b w:val="0"/>
+          <w:i w:val="0"/>
+          <w:color w:val="1A1A1A"/>
+          <w:sz w:val="27"/>
+        </w:rPr>
+        <w:t>It is not the only way.</w:t>
+      </w:r>
+    </w:p>
+    <w:p>
+      <w:pPr>
+        <w:spacing w:before="0" w:after="200" w:line="360" w:lineRule="auto"/>
+        <w:keepLines w:val="1"/>
+      </w:pPr>
+      <w:r>
+        <w:rPr>
+          <w:b w:val="0"/>
+          <w:i w:val="0"/>
+          <w:color w:val="1A1A1A"/>
+          <w:sz w:val="27"/>
+        </w:rPr>
+        <w:t>So before you start the search, find out what is actually available inside the building you are already in.</w:t>
       </w:r>
     </w:p>
     <w:sectPr>
